--- a/tp_nlp.docx
+++ b/tp_nlp.docx
@@ -520,9 +520,10 @@
             </w:pPr>
             <w:r>
               <w:rPr>
-                <w:rtl w:val="0"/>
-              </w:rPr>
-              <w:t xml:space="preserve">Autor o autores</w:t>
+                <w:b w:val="0"/>
+                <w:rtl w:val="0"/>
+              </w:rPr>
+              <w:t>Autor o autores (lista / array)</w:t>
             </w:r>
           </w:p>
         </w:tc>
@@ -594,9 +595,10 @@
             </w:pPr>
             <w:r>
               <w:rPr>
-                <w:rtl w:val="0"/>
-              </w:rPr>
-              <w:t xml:space="preserve">Género o géneros</w:t>
+                <w:b w:val="0"/>
+                <w:rtl w:val="0"/>
+              </w:rPr>
+              <w:t>Género o géneros (lista / array)</w:t>
             </w:r>
           </w:p>
         </w:tc>
@@ -1052,7 +1054,7 @@
         <w:rPr>
           <w:rtl w:val="0"/>
         </w:rPr>
-        <w:t>Convenciones del dataset: los campos con varios valores (autores, generos) se guardan en una sola celda unidos por «; », y no por coma, porque la coma es el separador del CSV. Los campos ausentes se representan siempre con la cadena vacía, nunca con None, NaN, «N/A» ni «-». Todo el texto se normaliza: sin saltos de línea, sin espacios dobles y sin espacios en los extremos. El campo url_libro es la clave del dataset: no puede haber dos registros con el mismo valor.</w:t>
+        <w:t>Convenciones del dataset: los campos con varios valores (autores, generos) son listas. En libros.csv cada celda guarda un array JSON, por ejemplo ["Javier Cosnava", "Teresa Ortiz-Tagle"], y en libros.json se guardan como arrays nativos. Se eligió JSON, y no un texto unido por «; », porque es un formato estándar, sin ambigüedad sobre el separador, que se lee directamente con json.loads. Los campos ausentes se representan siempre igual: la cadena vacía en los campos de texto y la lista vacía [] en los de lista, nunca None, NaN, «N/A» ni «-». Todo el texto se normaliza: sin saltos de línea, sin espacios dobles y sin espacios en los extremos. El campo url_libro es la clave del dataset: no puede haber dos registros con el mismo valor.</w:t>
       </w:r>
     </w:p>
     <w:p>
@@ -1533,7 +1535,7 @@
                 <w:b w:val="0"/>
                 <w:rtl w:val="0"/>
               </w:rPr>
-              <w:t>div#autor a.dinSource → texto de cada &lt;a&gt;, unidos con «; ».</w:t>
+              <w:t>div#autor a → lista con el texto de cada &lt;a&gt;, sin repetidos.</w:t>
             </w:r>
           </w:p>
         </w:tc>
@@ -1675,7 +1677,7 @@
                 <w:b w:val="0"/>
                 <w:rtl w:val="0"/>
               </w:rPr>
-              <w:t>div#genero a.dinSource → texto de cada &lt;a&gt;, unidos con «; ».</w:t>
+              <w:t>div#genero a → lista con el texto de cada &lt;a&gt;, sin repetidos.</w:t>
             </w:r>
           </w:p>
         </w:tc>
@@ -1770,23 +1772,10 @@
             </w:pPr>
             <w:r>
               <w:rPr>
-                <w:rtl w:val="0"/>
-              </w:rPr>
-              <w:t xml:space="preserve">&lt;div id="sinopsis" class="realign"&gt;&lt;span&gt;</w:t>
-            </w:r>
-            <w:r>
-              <w:rPr>
-                <w:b w:val="1"/>
-                <w:bCs w:val="1"/>
-                <w:rtl w:val="0"/>
-              </w:rPr>
-              <w:t xml:space="preserve">Sinopsis</w:t>
-            </w:r>
-            <w:r>
-              <w:rPr>
-                <w:rtl w:val="0"/>
-              </w:rPr>
-              <w:t xml:space="preserve">&lt;/span&gt;&lt;/div&gt;</w:t>
+                <w:b w:val="0"/>
+                <w:rtl w:val="0"/>
+              </w:rPr>
+              <w:t>&lt;div id="sinopsis" class="realign"&gt;&lt;span&gt;Sinopsis&lt;/span&gt; Renglón 1.&lt;br&gt;Renglón 2.&lt;/div&gt;</w:t>
             </w:r>
           </w:p>
         </w:tc>
@@ -1817,7 +1806,7 @@
                 <w:b w:val="0"/>
                 <w:rtl w:val="0"/>
               </w:rPr>
-              <w:t>div#sinopsis p → texto de cada &lt;p&gt; unido con espacios. Plan B: meta[name="description"].</w:t>
+              <w:t>div#sinopsis → texto completo, convirtiendo cada &lt;br&gt; y cada bloque (&lt;p&gt;, &lt;div&gt;…) en un espacio. Plan B: meta[name="description"].</w:t>
             </w:r>
           </w:p>
         </w:tc>
@@ -2048,7 +2037,7 @@
                 <w:b w:val="0"/>
                 <w:rtl w:val="0"/>
               </w:rPr>
-              <w:t>&lt;img src="…"&gt; dentro del bloque de portada</w:t>
+              <w:t>&lt;meta property="og:image"&gt; o &lt;img src="…"&gt;</w:t>
             </w:r>
           </w:p>
         </w:tc>
@@ -2079,7 +2068,7 @@
                 <w:b w:val="0"/>
                 <w:rtl w:val="0"/>
               </w:rPr>
-              <w:t>div#cover img, .thumbnail img, article img → atributo src, vuelto absoluto con urljoin(). Sólo se guarda la dirección, nunca la imagen.</w:t>
+              <w:t>meta[property="og:image"] y luego cada img: se acepta sólo la imagen cuya dirección o alt contiene el título del libro; si ninguna coincide, queda vacío. Sólo se guarda la dirección, nunca la imagen.</w:t>
             </w:r>
           </w:p>
         </w:tc>
@@ -2272,6 +2261,21 @@
       <w:r/>
     </w:p>
     <w:p>
+      <w:pPr/>
+      <w:r>
+        <w:rPr>
+          <w:b/>
+        </w:rPr>
+        <w:t xml:space="preserve">Ajustes tras la prueba parcial: </w:t>
+      </w:r>
+      <w:r>
+        <w:rPr>
+          <w:b w:val="0"/>
+        </w:rPr>
+        <w:t>una corrida de prueba con 10 libros obligó a corregir dos selectores. El respaldo original de la portada (div#cover img, .thumbnail img, article img) asignó a 9 de 10 libros la portada de otro libro, porque article img coincidía primero con una imagen de otro bloque de la página. Y la sinopsis, extraída a partir de sus &lt;p&gt;, dejó 28 oraciones pegadas en 8 de 10 libros («hacerlo.Respeto»), porque el sitio separa los renglones con &lt;br&gt;. La lección de diseño es que un selector de respaldo genérico que puede coincidir con datos de otro registro es peor que no tener respaldo, porque el error no se ve. Los detalles están en la sección 7 de la Parte 2.</w:t>
+      </w:r>
+    </w:p>
+    <w:p>
       <w:pPr>
         <w:pStyle w:val="Heading3"/>
         <w:keepNext w:val="0"/>
@@ -2445,7 +2449,7 @@
         <w:rPr>
           <w:rtl w:val="0"/>
         </w:rPr>
-        <w:t>Limpiar y validar los datos: se colapsan espacios y saltos de línea, se convierten los espacios duros (&amp;nbsp;) en espacios normales y se descartan las fichas que quedaron sin título.</w:t>
+        <w:t>Limpiar y validar los datos: se colapsan espacios y saltos de línea, se convierten los espacios duros (&amp;nbsp;) en espacios normales, se descartan las fichas que quedaron sin título y se vacía toda portada que no corresponda a su libro.</w:t>
       </w:r>
     </w:p>
     <w:p>
@@ -2493,7 +2497,7 @@
         <w:rPr>
           <w:rtl w:val="0"/>
         </w:rPr>
-        <w:t>Al terminar se arma el archivo final data/libros.csv y se verifican los controles mínimos.</w:t>
+        <w:t>Al terminar se arma el archivo final data/libros.csv (con los campos de lista como arrays JSON), una copia data/libros.json con arrays nativos, y se verifican los controles mínimos.</w:t>
       </w:r>
     </w:p>
     <w:p>
@@ -2952,20 +2956,20 @@
               <w:rPr>
                 <w:b w:val="0"/>
               </w:rPr>
-              <w:t>limpiar() y unir()</w:t>
-            </w:r>
-          </w:p>
-        </w:tc>
-        <w:tc>
-          <w:tcPr>
-            <w:tcW w:type="dxa" w:w="4514"/>
-          </w:tcPr>
-          <w:p>
-            <w:r>
-              <w:rPr>
-                <w:b w:val="0"/>
-              </w:rPr>
-              <w:t>Normalizan todo el texto antes de escribirlo: convierten los espacios duros (\xa0) en espacios normales, colapsan los espacios múltiples y los saltos de línea, y unen los valores múltiples con «; » sin repetir y conservando el orden.</w:t>
+              <w:t>limpiar() y funciones de listas</w:t>
+            </w:r>
+          </w:p>
+        </w:tc>
+        <w:tc>
+          <w:tcPr>
+            <w:tcW w:type="dxa" w:w="4514"/>
+          </w:tcPr>
+          <w:p>
+            <w:r>
+              <w:rPr>
+                <w:b w:val="0"/>
+              </w:rPr>
+              <w:t>limpiar() normaliza todo el texto: convierte los espacios duros (\xa0) en espacios normales y colapsa espacios y saltos de línea. lista_limpia(), a_json() y a_lista() manejan los campos de lista: los limpian sin repetir elementos, los convierten a array JSON para guardarlos en una celda del CSV y los recuperan al leer (aceptando también el formato anterior «Intriga; Novela»). portada_coincide() compara un título con la dirección de una imagen, sin tildes, signos ni mayúsculas.</w:t>
             </w:r>
           </w:p>
         </w:tc>
@@ -3021,7 +3025,7 @@
               <w:rPr>
                 <w:b w:val="0"/>
               </w:rPr>
-              <w:t>Recibe el HTML de una ficha y devuelve un diccionario con los nueve campos del dataset, aplicando los selectores y los planes B.</w:t>
+              <w:t>Recibe el HTML de una ficha y devuelve un diccionario con los nueve campos del dataset (autores y generos como listas), aplicando los selectores y los planes B. Se apoya en _texto_con_saltos(), que extrae la sinopsis respetando los &lt;br&gt;, y en _portada(), que valida la imagen contra el título.</w:t>
             </w:r>
           </w:p>
         </w:tc>
@@ -3133,7 +3137,7 @@
               <w:rPr>
                 <w:b w:val="0"/>
               </w:rPr>
-              <w:t>Limpieza final con pandas, doble deduplicación y verificación automática de los siete controles exigidos.</w:t>
+              <w:t>Limpieza final con pandas, conversión de los arrays JSON a listas, doble deduplicación, red de seguridad que vacía las portadas ajenas y verificación automática de los siete controles, más dos advertencias de calidad. exportar() genera libros.csv y libros.json.</w:t>
             </w:r>
           </w:p>
         </w:tc>
@@ -3429,7 +3433,7 @@
               <w:rPr>
                 <w:b w:val="0"/>
               </w:rPr>
-              <w:t>conjunto «vistos» durante la corrida y doble drop_duplicates() al final</w:t>
+              <w:t>conjunto «vistos» durante la corrida; al final, deduplicación por url_libro y por titulo + autores (con una clave de texto, porque las listas no son «hasheables»)</w:t>
             </w:r>
           </w:p>
         </w:tc>
@@ -3485,7 +3489,7 @@
               <w:rPr>
                 <w:b w:val="0"/>
               </w:rPr>
-              <w:t>df.to_csv(CSV_FINAL, index=False, encoding="utf-8")</w:t>
+              <w:t>exportar(): libros.csv con las listas como arrays JSON, más libros.json</w:t>
             </w:r>
           </w:p>
         </w:tc>
@@ -3758,6 +3762,62 @@
           </w:p>
         </w:tc>
       </w:tr>
+      <w:tr>
+        <w:tc>
+          <w:tcPr>
+            <w:tcW w:type="dxa" w:w="4514"/>
+          </w:tcPr>
+          <w:p>
+            <w:r>
+              <w:rPr>
+                <w:b w:val="0"/>
+              </w:rPr>
+              <w:t>Se corrigió el código de extracción después de una corrida</w:t>
+            </w:r>
+          </w:p>
+        </w:tc>
+        <w:tc>
+          <w:tcPr>
+            <w:tcW w:type="dxa" w:w="4514"/>
+          </w:tcPr>
+          <w:p>
+            <w:r>
+              <w:rPr>
+                <w:b w:val="0"/>
+              </w:rPr>
+              <w:t>Opción --reiniciar (REINICIAR = True en el notebook): borra el CSV parcial y vuelve a extraer todo, porque de lo contrario el programa retoma y no revisita los libros ya guardados</w:t>
+            </w:r>
+          </w:p>
+        </w:tc>
+      </w:tr>
+      <w:tr>
+        <w:tc>
+          <w:tcPr>
+            <w:tcW w:type="dxa" w:w="4514"/>
+          </w:tcPr>
+          <w:p>
+            <w:r>
+              <w:rPr>
+                <w:b w:val="0"/>
+              </w:rPr>
+              <w:t>Título con caracteres fuera de la tabla de la consola de Windows</w:t>
+            </w:r>
+          </w:p>
+        </w:tc>
+        <w:tc>
+          <w:tcPr>
+            <w:tcW w:type="dxa" w:w="4514"/>
+          </w:tcPr>
+          <w:p>
+            <w:r>
+              <w:rPr>
+                <w:b w:val="0"/>
+              </w:rPr>
+              <w:t>La salida por pantalla reemplaza esos caracteres por «?» en lugar de cortar la corrida; el CSV no se ve afectado (UTF-8)</w:t>
+            </w:r>
+          </w:p>
+        </w:tc>
+      </w:tr>
     </w:tbl>
     <w:p>
       <w:pPr/>
@@ -3779,7 +3839,7 @@
         <w:rPr>
           <w:b w:val="0"/>
         </w:rPr>
-        <w:t>Los siete controles exigidos se verifican por código antes de exportar el archivo final. La verificación termina con un assert: si algún control falla, la ejecución se detiene en lugar de generar en silencio un CSV defectuoso.</w:t>
+        <w:t>Los siete controles exigidos se verifican por código antes de exportar el archivo final. La función devuelve la lista de controles que no se cumplen, de modo que el mensaje final los nombra uno por uno; en el notebook la verificación termina con un assert, que detiene la ejecución en lugar de generar en silencio un CSV defectuoso. En las corridas de prueba (menos de 50 libros pedidos) el control de cantidad se informa como omitido en lugar de fallar.</w:t>
       </w:r>
     </w:p>
     <w:tbl>
@@ -4031,7 +4091,7 @@
               <w:rPr>
                 <w:b w:val="0"/>
               </w:rPr>
-              <w:t>ninguna celda con \n, espacios dobles ni espacios en los extremos</w:t>
+              <w:t>ninguna celda, ni ningún elemento de las listas, con \n, espacios dobles ni espacios en los extremos</w:t>
             </w:r>
           </w:p>
         </w:tc>
@@ -4072,7 +4132,7 @@
               <w:rPr>
                 <w:b w:val="0"/>
               </w:rPr>
-              <w:t>df.isna().sum().sum() == 0 (siempre cadena vacía)</w:t>
+              <w:t>campos de texto sólo con str (ausente = "") y campos de lista sólo con list (ausente = [])</w:t>
             </w:r>
           </w:p>
         </w:tc>
@@ -4113,7 +4173,7 @@
               <w:rPr>
                 <w:b w:val="0"/>
               </w:rPr>
-              <w:t>50 &lt;= len(df) &lt;= 100</w:t>
+              <w:t>50 &lt;= len(df) &lt;= 100 (se informa como omitido en corridas de prueba de menos de 50 libros)</w:t>
             </w:r>
           </w:p>
         </w:tc>
@@ -4141,7 +4201,391 @@
         <w:rPr>
           <w:b w:val="0"/>
         </w:rPr>
+        <w:t>Además se informan dos advertencias de calidad, que no bloquean la entrega pero detectan errores que los controles mínimos no ven:</w:t>
+      </w:r>
+    </w:p>
+    <w:tbl>
+      <w:tblPr>
+        <w:tblStyle w:val="Table1"/>
+        <w:tblW w:w="8025.0" w:type="dxa"/>
+        <w:jc w:val="left"/>
+        <w:tblBorders>
+          <w:top w:color="000000" w:space="0" w:sz="0" w:val="nil"/>
+          <w:left w:color="000000" w:space="0" w:sz="0" w:val="nil"/>
+          <w:bottom w:color="000000" w:space="0" w:sz="0" w:val="nil"/>
+          <w:right w:color="000000" w:space="0" w:sz="0" w:val="nil"/>
+          <w:insideH w:color="000000" w:space="0" w:sz="0" w:val="nil"/>
+          <w:insideV w:color="000000" w:space="0" w:sz="0" w:val="nil"/>
+        </w:tblBorders>
+        <w:tblLayout w:type="fixed"/>
+        <w:tblLook w:val="0600"/>
+      </w:tblPr>
+      <w:tblGrid>
+        <w:gridCol w:w="3010"/>
+        <w:gridCol w:w="3010"/>
+        <w:gridCol w:w="3010"/>
+      </w:tblGrid>
+      <w:tr>
+        <w:tc>
+          <w:tcPr>
+            <w:tcW w:type="dxa" w:w="3010"/>
+          </w:tcPr>
+          <w:p>
+            <w:r>
+              <w:rPr>
+                <w:b/>
+              </w:rPr>
+              <w:t>Advertencia</w:t>
+            </w:r>
+          </w:p>
+        </w:tc>
+        <w:tc>
+          <w:tcPr>
+            <w:tcW w:type="dxa" w:w="3010"/>
+          </w:tcPr>
+          <w:p>
+            <w:r>
+              <w:rPr>
+                <w:b/>
+              </w:rPr>
+              <w:t>Cómo se verifica</w:t>
+            </w:r>
+          </w:p>
+        </w:tc>
+        <w:tc>
+          <w:tcPr>
+            <w:tcW w:type="dxa" w:w="3010"/>
+          </w:tcPr>
+          <w:p>
+            <w:r>
+              <w:rPr>
+                <w:b/>
+              </w:rPr>
+              <w:t>Resultado</w:t>
+            </w:r>
+          </w:p>
+        </w:tc>
+      </w:tr>
+      <w:tr>
+        <w:tc>
+          <w:tcPr>
+            <w:tcW w:type="dxa" w:w="3010"/>
+          </w:tcPr>
+          <w:p>
+            <w:r>
+              <w:rPr>
+                <w:b w:val="0"/>
+              </w:rPr>
+              <w:t>Sinopsis sin oraciones pegadas</w:t>
+            </w:r>
+          </w:p>
+        </w:tc>
+        <w:tc>
+          <w:tcPr>
+            <w:tcW w:type="dxa" w:w="3010"/>
+          </w:tcPr>
+          <w:p>
+            <w:r>
+              <w:rPr>
+                <w:b w:val="0"/>
+              </w:rPr>
+              <w:t>ninguna coincidencia del patrón minúscula + signo de cierre + mayúscula o número, sin espacio («hacerlo.Respeto»)</w:t>
+            </w:r>
+          </w:p>
+        </w:tc>
+        <w:tc>
+          <w:tcPr>
+            <w:tcW w:type="dxa" w:w="3010"/>
+          </w:tcPr>
+          <w:p>
+            <w:r>
+              <w:rPr>
+                <w:b w:val="0"/>
+              </w:rPr>
+              <w:t>____</w:t>
+            </w:r>
+          </w:p>
+        </w:tc>
+      </w:tr>
+      <w:tr>
+        <w:tc>
+          <w:tcPr>
+            <w:tcW w:type="dxa" w:w="3010"/>
+          </w:tcPr>
+          <w:p>
+            <w:r>
+              <w:rPr>
+                <w:b w:val="0"/>
+              </w:rPr>
+              <w:t>Portadas sin repetir entre libros</w:t>
+            </w:r>
+          </w:p>
+        </w:tc>
+        <w:tc>
+          <w:tcPr>
+            <w:tcW w:type="dxa" w:w="3010"/>
+          </w:tcPr>
+          <w:p>
+            <w:r>
+              <w:rPr>
+                <w:b w:val="0"/>
+              </w:rPr>
+              <w:t>ninguna url_portada repetida entre libros distintos</w:t>
+            </w:r>
+          </w:p>
+        </w:tc>
+        <w:tc>
+          <w:tcPr>
+            <w:tcW w:type="dxa" w:w="3010"/>
+          </w:tcPr>
+          <w:p>
+            <w:r>
+              <w:rPr>
+                <w:b w:val="0"/>
+              </w:rPr>
+              <w:t>____</w:t>
+            </w:r>
+          </w:p>
+        </w:tc>
+      </w:tr>
+    </w:tbl>
+    <w:p>
+      <w:pPr/>
+    </w:p>
+    <w:p>
+      <w:pPr/>
+      <w:r>
+        <w:rPr>
+          <w:b w:val="0"/>
+        </w:rPr>
         <w:t>(Completar la columna «Resultado» con la salida de la celda de controles mínimos después de ejecutar el programa.)</w:t>
+      </w:r>
+    </w:p>
+    <w:p>
+      <w:pPr>
+        <w:pStyle w:val="Heading3"/>
+      </w:pPr>
+      <w:r>
+        <w:rPr>
+          <w:b/>
+        </w:rPr>
+        <w:t>7. Ajustes tras la prueba parcial (versión 2)</w:t>
+      </w:r>
+    </w:p>
+    <w:p>
+      <w:pPr/>
+      <w:r>
+        <w:rPr>
+          <w:b w:val="0"/>
+        </w:rPr>
+        <w:t>Antes de la corrida completa se hizo una prueba con 10 libros, que terminó con el aviso «hay controles mínimos que no se cumplen». Al analizar el CSV generado apareció una causa del aviso y dos errores silenciosos que ningún control detectaba:</w:t>
+      </w:r>
+    </w:p>
+    <w:tbl>
+      <w:tblPr>
+        <w:tblStyle w:val="Table1"/>
+        <w:tblW w:w="8025.0" w:type="dxa"/>
+        <w:jc w:val="left"/>
+        <w:tblBorders>
+          <w:top w:color="000000" w:space="0" w:sz="0" w:val="nil"/>
+          <w:left w:color="000000" w:space="0" w:sz="0" w:val="nil"/>
+          <w:bottom w:color="000000" w:space="0" w:sz="0" w:val="nil"/>
+          <w:right w:color="000000" w:space="0" w:sz="0" w:val="nil"/>
+          <w:insideH w:color="000000" w:space="0" w:sz="0" w:val="nil"/>
+          <w:insideV w:color="000000" w:space="0" w:sz="0" w:val="nil"/>
+        </w:tblBorders>
+        <w:tblLayout w:type="fixed"/>
+        <w:tblLook w:val="0600"/>
+      </w:tblPr>
+      <w:tblGrid>
+        <w:gridCol w:w="3010"/>
+        <w:gridCol w:w="3010"/>
+        <w:gridCol w:w="3010"/>
+      </w:tblGrid>
+      <w:tr>
+        <w:tc>
+          <w:tcPr>
+            <w:tcW w:type="dxa" w:w="3010"/>
+          </w:tcPr>
+          <w:p>
+            <w:r>
+              <w:rPr>
+                <w:b/>
+              </w:rPr>
+              <w:t>Problema</w:t>
+            </w:r>
+          </w:p>
+        </w:tc>
+        <w:tc>
+          <w:tcPr>
+            <w:tcW w:type="dxa" w:w="3010"/>
+          </w:tcPr>
+          <w:p>
+            <w:r>
+              <w:rPr>
+                <w:b/>
+              </w:rPr>
+              <w:t>Causa</w:t>
+            </w:r>
+          </w:p>
+        </w:tc>
+        <w:tc>
+          <w:tcPr>
+            <w:tcW w:type="dxa" w:w="3010"/>
+          </w:tcPr>
+          <w:p>
+            <w:r>
+              <w:rPr>
+                <w:b/>
+              </w:rPr>
+              <w:t>Solución</w:t>
+            </w:r>
+          </w:p>
+        </w:tc>
+      </w:tr>
+      <w:tr>
+        <w:tc>
+          <w:tcPr>
+            <w:tcW w:type="dxa" w:w="3010"/>
+          </w:tcPr>
+          <w:p>
+            <w:r>
+              <w:rPr>
+                <w:b w:val="0"/>
+              </w:rPr>
+              <w:t>Falla el control de cantidad (causa del aviso)</w:t>
+            </w:r>
+          </w:p>
+        </w:tc>
+        <w:tc>
+          <w:tcPr>
+            <w:tcW w:type="dxa" w:w="3010"/>
+          </w:tcPr>
+          <w:p>
+            <w:r>
+              <w:rPr>
+                <w:b w:val="0"/>
+              </w:rPr>
+              <w:t>10 libros quedan fuera del rango 50–100. Es esperable en una prueba, pero el mensaje no indicaba qué control fallaba y parecía un error de los datos.</w:t>
+            </w:r>
+          </w:p>
+        </w:tc>
+        <w:tc>
+          <w:tcPr>
+            <w:tcW w:type="dxa" w:w="3010"/>
+          </w:tcPr>
+          <w:p>
+            <w:r>
+              <w:rPr>
+                <w:b w:val="0"/>
+              </w:rPr>
+              <w:t>Modo prueba: con menos de 50 libros pedidos el control de cantidad se informa como omitido. El mensaje final nombra los controles que fallan.</w:t>
+            </w:r>
+          </w:p>
+        </w:tc>
+      </w:tr>
+      <w:tr>
+        <w:tc>
+          <w:tcPr>
+            <w:tcW w:type="dxa" w:w="3010"/>
+          </w:tcPr>
+          <w:p>
+            <w:r>
+              <w:rPr>
+                <w:b w:val="0"/>
+              </w:rPr>
+              <w:t>Portadas equivocadas: 9 de 10 libros tenían la portada de «Misteriosa noche de paz»</w:t>
+            </w:r>
+          </w:p>
+        </w:tc>
+        <w:tc>
+          <w:tcPr>
+            <w:tcW w:type="dxa" w:w="3010"/>
+          </w:tcPr>
+          <w:p>
+            <w:r>
+              <w:rPr>
+                <w:b w:val="0"/>
+              </w:rPr>
+              <w:t>El selector de respaldo article img coincidía primero con una imagen de otro bloque de la página (un listado de novedades).</w:t>
+            </w:r>
+          </w:p>
+        </w:tc>
+        <w:tc>
+          <w:tcPr>
+            <w:tcW w:type="dxa" w:w="3010"/>
+          </w:tcPr>
+          <w:p>
+            <w:r>
+              <w:rPr>
+                <w:b w:val="0"/>
+              </w:rPr>
+              <w:t>Sólo se acepta una imagen cuya dirección o alt contiene el título del libro; si ninguna coincide, el campo queda vacío. Al armar el dataset se vuelve a verificar, lo que también corrige CSV de la versión anterior.</w:t>
+            </w:r>
+          </w:p>
+        </w:tc>
+      </w:tr>
+      <w:tr>
+        <w:tc>
+          <w:tcPr>
+            <w:tcW w:type="dxa" w:w="3010"/>
+          </w:tcPr>
+          <w:p>
+            <w:r>
+              <w:rPr>
+                <w:b w:val="0"/>
+              </w:rPr>
+              <w:t>Oraciones pegadas: 28 casos en 8 de 10 sinopsis («hacerlo.Respeto», «navidad?19 de diciembre»)</w:t>
+            </w:r>
+          </w:p>
+        </w:tc>
+        <w:tc>
+          <w:tcPr>
+            <w:tcW w:type="dxa" w:w="3010"/>
+          </w:tcPr>
+          <w:p>
+            <w:r>
+              <w:rPr>
+                <w:b w:val="0"/>
+              </w:rPr>
+              <w:t>El sitio separa los renglones con &lt;br&gt;, y get_text() concatena los fragmentos de texto sin separarlos.</w:t>
+            </w:r>
+          </w:p>
+        </w:tc>
+        <w:tc>
+          <w:tcPr>
+            <w:tcW w:type="dxa" w:w="3010"/>
+          </w:tcPr>
+          <w:p>
+            <w:r>
+              <w:rPr>
+                <w:b w:val="0"/>
+              </w:rPr>
+              <w:t>Cada &lt;br&gt; se reemplaza por un salto de línea, y se agrega otro antes y después de cada bloque; limpiar() los reduce a un espacio.</w:t>
+            </w:r>
+          </w:p>
+        </w:tc>
+      </w:tr>
+    </w:tbl>
+    <w:p>
+      <w:pPr/>
+    </w:p>
+    <w:p>
+      <w:pPr/>
+      <w:r>
+        <w:rPr>
+          <w:b w:val="0"/>
+        </w:rPr>
+        <w:t>El error de las oraciones pegadas es especialmente importante para las próximas unidades: un tokenizador ve «hacerlo.Respeto» como una sola palabra, y un separador de oraciones no encuentra el corte. Como el texto ya se había guardado pegado, no se puede corregir sobre el CSV de la prueba: la corrida final se hizo desde cero con la opción --reiniciar.</w:t>
+      </w:r>
+    </w:p>
+    <w:p>
+      <w:pPr/>
+      <w:r>
+        <w:rPr>
+          <w:b w:val="0"/>
+        </w:rPr>
+        <w:t>Además, a pedido del grupo, autores y generos pasaron de texto («Intriga; Novela») a listas (["Intriga", "Novela"]), porque un libro puede tener varios. Esto obligó a serializarlos como JSON al escribir el CSV, a convertirlos de vuelta al leerlo, y a adaptar la deduplicación y los controles. Como efecto secundario mejoró una métrica: en la prueba, «Autores distintos» pasó de 10 a 11, porque un libro con dos autores ya no cuenta a la pareja como un único autor.</w:t>
       </w:r>
     </w:p>
     <w:p>
@@ -4306,6 +4750,118 @@
               <w:rPr>
                 <w:b w:val="0"/>
               </w:rPr>
+              <w:t>Registros con portada</w:t>
+            </w:r>
+          </w:p>
+        </w:tc>
+        <w:tc>
+          <w:tcPr>
+            <w:tcW w:type="dxa" w:w="4514"/>
+          </w:tcPr>
+          <w:p>
+            <w:r>
+              <w:rPr>
+                <w:b w:val="0"/>
+              </w:rPr>
+              <w:t>____</w:t>
+            </w:r>
+          </w:p>
+        </w:tc>
+      </w:tr>
+      <w:tr>
+        <w:tc>
+          <w:tcPr>
+            <w:tcW w:type="dxa" w:w="4514"/>
+          </w:tcPr>
+          <w:p>
+            <w:r>
+              <w:rPr>
+                <w:b w:val="0"/>
+              </w:rPr>
+              <w:t>Libros con más de un autor</w:t>
+            </w:r>
+          </w:p>
+        </w:tc>
+        <w:tc>
+          <w:tcPr>
+            <w:tcW w:type="dxa" w:w="4514"/>
+          </w:tcPr>
+          <w:p>
+            <w:r>
+              <w:rPr>
+                <w:b w:val="0"/>
+              </w:rPr>
+              <w:t>____</w:t>
+            </w:r>
+          </w:p>
+        </w:tc>
+      </w:tr>
+      <w:tr>
+        <w:tc>
+          <w:tcPr>
+            <w:tcW w:type="dxa" w:w="4514"/>
+          </w:tcPr>
+          <w:p>
+            <w:r>
+              <w:rPr>
+                <w:b w:val="0"/>
+              </w:rPr>
+              <w:t>Géneros distintos</w:t>
+            </w:r>
+          </w:p>
+        </w:tc>
+        <w:tc>
+          <w:tcPr>
+            <w:tcW w:type="dxa" w:w="4514"/>
+          </w:tcPr>
+          <w:p>
+            <w:r>
+              <w:rPr>
+                <w:b w:val="0"/>
+              </w:rPr>
+              <w:t>____</w:t>
+            </w:r>
+          </w:p>
+        </w:tc>
+      </w:tr>
+      <w:tr>
+        <w:tc>
+          <w:tcPr>
+            <w:tcW w:type="dxa" w:w="4514"/>
+          </w:tcPr>
+          <w:p>
+            <w:r>
+              <w:rPr>
+                <w:b w:val="0"/>
+              </w:rPr>
+              <w:t>Advertencias de calidad</w:t>
+            </w:r>
+          </w:p>
+        </w:tc>
+        <w:tc>
+          <w:tcPr>
+            <w:tcW w:type="dxa" w:w="4514"/>
+          </w:tcPr>
+          <w:p>
+            <w:r>
+              <w:rPr>
+                <w:b w:val="0"/>
+              </w:rPr>
+              <w:t>____</w:t>
+            </w:r>
+          </w:p>
+        </w:tc>
+      </w:tr>
+      <w:tr>
+        <w:tc>
+          <w:tcPr>
+            <w:tcW w:type="dxa" w:w="4514"/>
+          </w:tcPr>
+          <w:p>
+            <w:r>
+              <w:rPr>
+                <w:b w:val="0"/>
+              </w:rPr>
               <w:t>Autores distintos</w:t>
             </w:r>
           </w:p>
@@ -4474,7 +5030,7 @@
         <w:rPr>
           <w:b w:val="0"/>
         </w:rPr>
-        <w:t>Archivo generado: data/libros.csv, con ____ filas y 9 columnas, codificado en UTF-8.</w:t>
+        <w:t>Archivos generados: data/libros.csv, con ____ filas y 9 columnas, codificado en UTF-8 (autores y generos como arrays JSON), y data/libros.json, con el mismo contenido y los arrays nativos.</w:t>
       </w:r>
     </w:p>
     <w:p>
@@ -4597,6 +5153,66 @@
       </w:r>
     </w:p>
     <w:p>
+      <w:pPr/>
+      <w:r>
+        <w:rPr>
+          <w:b/>
+        </w:rPr>
+        <w:t xml:space="preserve">10. Aviso de controles en la corrida de prueba. </w:t>
+      </w:r>
+      <w:r>
+        <w:rPr>
+          <w:b w:val="0"/>
+        </w:rPr>
+        <w:t>La prueba con 10 libros terminó con «hay controles mínimos que no se cumplen», sin decir cuál. El único que fallaba era el de cantidad, esperable en una prueba. Se agregó un modo prueba y el mensaje final ahora nombra los controles que fallan.</w:t>
+      </w:r>
+    </w:p>
+    <w:p>
+      <w:pPr/>
+      <w:r>
+        <w:rPr>
+          <w:b/>
+        </w:rPr>
+        <w:t xml:space="preserve">11. Portadas de otro libro. </w:t>
+      </w:r>
+      <w:r>
+        <w:rPr>
+          <w:b w:val="0"/>
+        </w:rPr>
+        <w:t>9 de 10 libros de la prueba tenían la portada de «Misteriosa noche de paz», porque el respaldo article img tomaba una imagen de otro bloque de la página. Ahora la portada se valida contra el título del libro.</w:t>
+      </w:r>
+    </w:p>
+    <w:p>
+      <w:pPr/>
+      <w:r>
+        <w:rPr>
+          <w:b/>
+        </w:rPr>
+        <w:t xml:space="preserve">12. Oraciones pegadas en las sinopsis. </w:t>
+      </w:r>
+      <w:r>
+        <w:rPr>
+          <w:b w:val="0"/>
+        </w:rPr>
+        <w:t>El sitio separa los renglones con &lt;br&gt; y get_text() los pegaba («hacerlo.Respeto»). Se convierten los &lt;br&gt; en espacios antes de extraer el texto, y se agregó una advertencia que detecta el patrón.</w:t>
+      </w:r>
+    </w:p>
+    <w:p>
+      <w:pPr/>
+      <w:r>
+        <w:rPr>
+          <w:b/>
+        </w:rPr>
+        <w:t xml:space="preserve">13. Listas en un CSV. </w:t>
+      </w:r>
+      <w:r>
+        <w:rPr>
+          <w:b w:val="0"/>
+        </w:rPr>
+        <w:t>Un CSV sólo guarda texto, así que autores y generos se serializan como arrays JSON. Además, drop_duplicates no puede comparar listas porque no son «hasheables»: se deduplica con una clave de texto equivalente.</w:t>
+      </w:r>
+    </w:p>
+    <w:p>
       <w:pPr>
         <w:pStyle w:val="Heading2"/>
       </w:pPr>
@@ -4649,6 +5265,15 @@
         <w:rPr>
           <w:b w:val="0"/>
         </w:rPr>
+        <w:t>Por último, la corrida de prueba demostró su valor: los dos errores más serios del trabajo, las portadas ajenas y las oraciones pegadas, no los detectaba ningún control mínimo, porque los datos eran formalmente válidos. Aparecieron al revisar los datos reales, y a partir de ellos se agregaron advertencias de calidad para que no vuelvan a pasar desapercibidos.</w:t>
+      </w:r>
+    </w:p>
+    <w:p>
+      <w:pPr/>
+      <w:r>
+        <w:rPr>
+          <w:b w:val="0"/>
+        </w:rPr>
         <w:t>El dataset queda listo para las próximas unidades, donde las sinopsis serán la materia prima para las tareas de procesamiento de texto y para la construcción del recomendador de libros.</w:t>
       </w:r>
     </w:p>
@@ -4706,6 +5331,24 @@
           <w:b w:val="0"/>
         </w:rPr>
         <w:t>☐  Los siete controles mínimos se cumplen.</w:t>
+      </w:r>
+    </w:p>
+    <w:p>
+      <w:pPr/>
+      <w:r>
+        <w:rPr>
+          <w:b w:val="0"/>
+        </w:rPr>
+        <w:t>☐  La corrida final se hizo desde cero (--reiniciar), sin reutilizar el CSV parcial de la prueba.</w:t>
+      </w:r>
+    </w:p>
+    <w:p>
+      <w:pPr/>
+      <w:r>
+        <w:rPr>
+          <w:b w:val="0"/>
+        </w:rPr>
+        <w:t>☐  Las advertencias de calidad no muestran oraciones pegadas ni portadas repetidas.</w:t>
       </w:r>
     </w:p>
     <w:p>
